--- a/cartillas/Agenda_Lanzamiento_Curriculo_Verde.docx
+++ b/cartillas/Agenda_Lanzamiento_Curriculo_Verde.docx
@@ -925,7 +925,7 @@
                 <w:vertAlign w:val="baseline"/>
                 <w:rtl w:val="0"/>
               </w:rPr>
-              <w:t xml:space="preserve">Azucena Guauque. Directora Colombia Incluyente</w:t>
+              <w:t xml:space="preserve">Azucena Guaque de Benedetti. Presidenta Ejecutiva Colombia Incluyente</w:t>
             </w:r>
             <w:r>
               <w:rPr>
